--- a/docs/Отчет по программированию Java ЛР1.docx
+++ b/docs/Отчет по программированию Java ЛР1.docx
@@ -3491,7 +3491,7 @@
           <w:color w:val="000000"/>
           <w:sz w:val="18"/>
         </w:rPr>
-        <w:t xml:space="preserve">        event.consume(); // Не позволяет JavaFX закрыть окно при ошибке.</w:t>
+        <w:t xml:space="preserve">        event.consume();</w:t>
         <w:br/>
       </w:r>
       <w:r>
